--- a/6. Writing & Presentations/OMIT_manuscript_rendered_V3.docx
+++ b/6. Writing & Presentations/OMIT_manuscript_rendered_V3.docx
@@ -66,98 +66,134 @@
     </w:p>
     <w:p>
       <w:pPr>
-        <w:pStyle w:val="Abstract"/>
-        <w:jc w:val="left"/>
-        <w:rPr>
-          <w:color w:val="000000" w:themeColor="text1"/>
-          <w:szCs w:val="24"/>
-        </w:rPr>
-      </w:pPr>
-      <w:r>
-        <w:rPr>
-          <w:color w:val="000000" w:themeColor="text1"/>
-          <w:szCs w:val="24"/>
-        </w:rPr>
-        <w:t xml:space="preserve">Humans across cultures distinguish intimate, close, or family-like relationships from those that are merely affiliative. Recent work suggests that infants and children recognize one common cue of such relationships, physical intimacy. The current studies investigate how children, ages 6 to 9 years, and adults think about another hallmark of intimate relationships: emotional intimacy. In Study 1, children used the disclosure of sad emotions, but not disclosure facts or happy emotions, to infer who was ‘best </w:t>
-      </w:r>
-      <w:proofErr w:type="gramStart"/>
-      <w:r>
-        <w:rPr>
-          <w:color w:val="000000" w:themeColor="text1"/>
-          <w:szCs w:val="24"/>
-        </w:rPr>
-        <w:t>friends’</w:t>
-      </w:r>
-      <w:proofErr w:type="gramEnd"/>
-      <w:r>
-        <w:rPr>
-          <w:color w:val="000000" w:themeColor="text1"/>
-          <w:szCs w:val="24"/>
-        </w:rPr>
-        <w:t xml:space="preserve">. Adults used the disclosure of any emotion to infer who was ‘best </w:t>
-      </w:r>
-      <w:proofErr w:type="gramStart"/>
-      <w:r>
-        <w:rPr>
-          <w:color w:val="000000" w:themeColor="text1"/>
-          <w:szCs w:val="24"/>
-        </w:rPr>
-        <w:t>friends’</w:t>
-      </w:r>
-      <w:proofErr w:type="gramEnd"/>
-      <w:r>
-        <w:rPr>
-          <w:color w:val="000000" w:themeColor="text1"/>
-          <w:szCs w:val="24"/>
-        </w:rPr>
-        <w:t xml:space="preserve">. In Study 2, children and adults generally expected that people in close social relationships would disclose sad emotions over facts. In Study 3, neither children nor adults thought that disclosing sad emotions was a way to create social relationships or deepen them. In Study 4, children and adults expected a child to disclose sad emotions to their mother but not a friend’s </w:t>
-      </w:r>
-      <w:proofErr w:type="gramStart"/>
-      <w:r>
-        <w:rPr>
-          <w:color w:val="000000" w:themeColor="text1"/>
-          <w:szCs w:val="24"/>
-        </w:rPr>
-        <w:t>mother, and</w:t>
-      </w:r>
-      <w:proofErr w:type="gramEnd"/>
-      <w:r>
-        <w:rPr>
-          <w:color w:val="000000" w:themeColor="text1"/>
-          <w:szCs w:val="24"/>
-        </w:rPr>
-        <w:t xml:space="preserve"> did not expect mothers to disclose sad emotions to children, revealing asymmetrical expectations about disclosure in caregiving relationships. Together, these results suggest that by the age of six years, children connect close social relationships with emotional intimacy, but they don’t see disclosure </w:t>
-      </w:r>
-      <w:proofErr w:type="gramStart"/>
-      <w:r>
-        <w:rPr>
-          <w:color w:val="000000" w:themeColor="text1"/>
-          <w:szCs w:val="24"/>
-        </w:rPr>
-        <w:t>as a way to</w:t>
-      </w:r>
-      <w:proofErr w:type="gramEnd"/>
-      <w:r>
-        <w:rPr>
-          <w:color w:val="000000" w:themeColor="text1"/>
-          <w:szCs w:val="24"/>
-        </w:rPr>
-        <w:t xml:space="preserve"> create intimacy.</w:t>
-      </w:r>
-    </w:p>
-    <w:p>
-      <w:pPr>
         <w:pStyle w:val="FirstParagraph"/>
-        <w:rPr>
-          <w:color w:val="000000" w:themeColor="text1"/>
-        </w:rPr>
-      </w:pPr>
-      <w:r>
         <w:rPr>
           <w:b/>
           <w:bCs/>
           <w:color w:val="000000" w:themeColor="text1"/>
         </w:rPr>
+      </w:pPr>
+      <w:r>
+        <w:rPr>
+          <w:color w:val="000000" w:themeColor="text1"/>
+        </w:rPr>
+        <w:t>Humans across cultures distinguish intimate, close, or family-like relationships from those that are merely affiliative. One hallmark of such relationships is emotional intimacy</w:t>
+      </w:r>
+      <w:r>
+        <w:rPr>
+          <w:color w:val="000000" w:themeColor="text1"/>
+        </w:rPr>
+        <w:t>, but little is known about how children think about emotional intimacy within relationships</w:t>
+      </w:r>
+      <w:r>
+        <w:rPr>
+          <w:color w:val="000000" w:themeColor="text1"/>
+        </w:rPr>
+        <w:t>. Across three studies, we ask how children, ages 6 to 9 years, and adults reason about the relation between the disclosure of emotions and social closeness. In Study 1 (n = XX), children used the disclosure of sad emotions, but not the disclosure of facts or happy emotions, to infer who was ‘best friends’</w:t>
+      </w:r>
+      <w:r>
+        <w:rPr>
+          <w:color w:val="000000" w:themeColor="text1"/>
+        </w:rPr>
+        <w:t xml:space="preserve">, while adults </w:t>
+      </w:r>
+      <w:r>
+        <w:rPr>
+          <w:color w:val="000000" w:themeColor="text1"/>
+        </w:rPr>
+        <w:t xml:space="preserve">used the disclosure of any emotion to infer who was ‘best </w:t>
+      </w:r>
+      <w:proofErr w:type="gramStart"/>
+      <w:r>
+        <w:rPr>
+          <w:color w:val="000000" w:themeColor="text1"/>
+        </w:rPr>
+        <w:t>friends’</w:t>
+      </w:r>
+      <w:proofErr w:type="gramEnd"/>
+      <w:r>
+        <w:rPr>
+          <w:color w:val="000000" w:themeColor="text1"/>
+        </w:rPr>
+        <w:t xml:space="preserve">. </w:t>
+      </w:r>
+      <w:r>
+        <w:t>In Study 2, children and adults expected best friends, but not friends, to be told sad emotions rather than facts, and did not expect happy emotions to be disclosed over facts in either relationship.</w:t>
+      </w:r>
+      <w:r>
+        <w:rPr>
+          <w:color w:val="000000" w:themeColor="text1"/>
+        </w:rPr>
+        <w:t xml:space="preserve"> Finally, we asked whether closeness is sufficient to predict disclosure, or whether the structure of a relationship also matters. </w:t>
+      </w:r>
+      <w:r>
+        <w:rPr>
+          <w:color w:val="000000" w:themeColor="text1"/>
+        </w:rPr>
+        <w:t>We focus on m</w:t>
+      </w:r>
+      <w:r>
+        <w:rPr>
+          <w:color w:val="000000" w:themeColor="text1"/>
+        </w:rPr>
+        <w:t>other–child relationships</w:t>
+      </w:r>
+      <w:r>
+        <w:rPr>
+          <w:color w:val="000000" w:themeColor="text1"/>
+        </w:rPr>
+        <w:t xml:space="preserve">, because they are </w:t>
+      </w:r>
+      <w:r>
+        <w:rPr>
+          <w:color w:val="000000" w:themeColor="text1"/>
+        </w:rPr>
+        <w:t xml:space="preserve">close but asymmetric in care. In Study 3, children and adults expected a child to disclose sad emotions to their </w:t>
+      </w:r>
+      <w:r>
+        <w:rPr>
+          <w:color w:val="000000" w:themeColor="text1"/>
+        </w:rPr>
+        <w:t>mother</w:t>
+      </w:r>
+      <w:r>
+        <w:rPr>
+          <w:color w:val="000000" w:themeColor="text1"/>
+        </w:rPr>
+        <w:t>, but not a friend’s mother, yet</w:t>
+      </w:r>
+      <w:r>
+        <w:rPr>
+          <w:color w:val="000000" w:themeColor="text1"/>
+        </w:rPr>
+        <w:t xml:space="preserve"> did not expect mothers to disclose sad emotions to their children, suggesting that expectations about disclosure track the direction of care within </w:t>
+      </w:r>
+      <w:r>
+        <w:rPr>
+          <w:color w:val="000000" w:themeColor="text1"/>
+        </w:rPr>
+        <w:t xml:space="preserve">close relationships. </w:t>
+      </w:r>
+      <w:r>
+        <w:rPr>
+          <w:color w:val="000000" w:themeColor="text1"/>
+        </w:rPr>
+        <w:t>Together, these results suggest that by the age of six years, children connect close social relationships with emotional intimacy and expect disclosure to follow the direction of care in asymmetric relationships.</w:t>
+      </w:r>
+    </w:p>
+    <w:p>
+      <w:pPr>
+        <w:pStyle w:val="FirstParagraph"/>
+        <w:rPr>
+          <w:color w:val="000000" w:themeColor="text1"/>
+        </w:rPr>
+      </w:pPr>
+      <w:r>
+        <w:rPr>
+          <w:b/>
+          <w:bCs/>
+          <w:color w:val="000000" w:themeColor="text1"/>
+        </w:rPr>
         <w:t>Word count:</w:t>
       </w:r>
       <w:r>
@@ -189,6 +225,7 @@
           <w:color w:val="000000" w:themeColor="text1"/>
           <w:szCs w:val="24"/>
         </w:rPr>
+        <w:lastRenderedPageBreak/>
         <w:t>Public Significance Statement</w:t>
       </w:r>
     </w:p>
@@ -203,43 +240,25 @@
         <w:rPr>
           <w:color w:val="000000" w:themeColor="text1"/>
         </w:rPr>
-        <w:t xml:space="preserve">These studies show that by elementary school, children already grasp something adults may take for granted—that confiding sadness, rather than sharing neutral facts or good news, is a mark of a close relationship. Across four studies, six- to nine-year-olds expected people to reveal their </w:t>
-      </w:r>
-      <w:r>
-        <w:rPr>
-          <w:color w:val="000000" w:themeColor="text1"/>
-        </w:rPr>
-        <w:lastRenderedPageBreak/>
-        <w:t xml:space="preserve">sad feelings to best friends and to their own mothers, but not to friends or a friend’s mother, and they treated a child confiding in a mother as different from a mother confiding in a child. Yet neither children nor adults viewed </w:t>
-      </w:r>
-      <w:proofErr w:type="gramStart"/>
-      <w:r>
-        <w:rPr>
-          <w:color w:val="000000" w:themeColor="text1"/>
-        </w:rPr>
-        <w:t>opening up</w:t>
-      </w:r>
-      <w:proofErr w:type="gramEnd"/>
-      <w:r>
-        <w:rPr>
-          <w:color w:val="000000" w:themeColor="text1"/>
-        </w:rPr>
-        <w:t xml:space="preserve"> emotionally </w:t>
-      </w:r>
-      <w:proofErr w:type="gramStart"/>
-      <w:r>
-        <w:rPr>
-          <w:color w:val="000000" w:themeColor="text1"/>
-        </w:rPr>
-        <w:t>as a way to</w:t>
-      </w:r>
-      <w:proofErr w:type="gramEnd"/>
-      <w:r>
-        <w:rPr>
-          <w:color w:val="000000" w:themeColor="text1"/>
-        </w:rPr>
-        <w:t xml:space="preserve"> build a new friendship, suggesting that people intuitively treat emotional intimacy as belonging to relationships that are already close rather than as a tool for creating closeness.</w:t>
-      </w:r>
+        <w:t xml:space="preserve">These studies show that by elementary school, children already grasp something adults may take for granted—that </w:t>
+      </w:r>
+      <w:r>
+        <w:rPr>
+          <w:color w:val="000000" w:themeColor="text1"/>
+        </w:rPr>
+        <w:t>disclosing</w:t>
+      </w:r>
+      <w:r>
+        <w:rPr>
+          <w:color w:val="000000" w:themeColor="text1"/>
+        </w:rPr>
+        <w:t xml:space="preserve"> sadness, rather than sharing neutral facts or good news, is a mark of a close relationship. Across four studies, six- to nine-year-olds expected people to reveal their sad feelings to best friends and to their own mothers, but not to friends or a friend’s mother, and they treated a child confiding in a mother as different from a mother confiding in a child. </w:t>
+      </w:r>
+    </w:p>
+    <w:p>
+      <w:pPr>
+        <w:pStyle w:val="BodyText"/>
+      </w:pPr>
     </w:p>
     <w:p>
       <w:pPr>
@@ -272,29 +291,197 @@
         <w:rPr>
           <w:color w:val="000000" w:themeColor="text1"/>
         </w:rPr>
-        <w:t>Humans in every culture distinguish ‘thick’ relationships (strong, intimate, close, or family-like relationships) from those that are ‘thin’ (weak, affiliative, prosocial) (Clark &amp; Mills, 1979; Fiske, 1992). This distinction seems to be made as early as 8 months: infants expect that those who are physically intimate will respond to one another’s distress (Thomas et al., 2022). One hallmark of such relationships is emotional intimacy, which includes disclosing personal information. Emotional intimacy has been studied across several disciplines, such as Anthropology, Relationship Science (Finkenauer &amp; Buyukcan-Tetik, 2015; Willems et al., 2020), and Sociology. Sociologists have long characterized relationships by the kind of information disclosed within them. More than a century ago, Simmel (1906) argued that what and how much people reveal to one another is calibrated to the closeness of the relationship: acquaintances share outward, impersonal facts, whereas intimate bonds rest on the disclosure of one’s inner life, including emotions. Contemporary network research operationalizes a version of this idea through the kinds of ties people report—weak ties are those to whom one turns for useful information, while thick ties are those to whom one discloses sensitive or personal matters (refer to Small, 2017, for a history).</w:t>
+        <w:t xml:space="preserve">Humans in every culture distinguish ‘thick’ relationships (strong, intimate, close, or family-like relationships) from those that are ‘thin’ (weak, affiliative, prosocial) (Clark &amp; Mills, 1979; Fiske, 1992). This distinction seems to be made as early as 8 months: infants expect that those who are physically intimate will respond to one another’s distress (Thomas et al., 2022). </w:t>
+      </w:r>
+      <w:r>
+        <w:rPr>
+          <w:color w:val="000000" w:themeColor="text1"/>
+        </w:rPr>
+        <w:t>One hallmark of such relationships is emotional intimacy, which includes disclosing personal information, such as one’s feelings, worries, and vulnerabilities, to a partner who is expected to respond with understanding and care (Altman &amp; Taylor, 1973; Reis &amp; Shaver, 1988; Laurenceau et al., 1998; Clark &amp; Taraban, 1991)</w:t>
+      </w:r>
+      <w:r>
+        <w:rPr>
+          <w:color w:val="000000" w:themeColor="text1"/>
+        </w:rPr>
+        <w:t>.</w:t>
+      </w:r>
+      <w:r>
+        <w:rPr>
+          <w:color w:val="000000" w:themeColor="text1"/>
+        </w:rPr>
+        <w:t xml:space="preserve"> </w:t>
+      </w:r>
+      <w:r>
+        <w:rPr>
+          <w:color w:val="000000" w:themeColor="text1"/>
+        </w:rPr>
+        <w:t xml:space="preserve">In sociology, </w:t>
+      </w:r>
+      <w:r>
+        <w:rPr>
+          <w:color w:val="000000" w:themeColor="text1"/>
+        </w:rPr>
+        <w:t xml:space="preserve">relationships </w:t>
+      </w:r>
+      <w:r>
+        <w:rPr>
+          <w:color w:val="000000" w:themeColor="text1"/>
+        </w:rPr>
+        <w:t>are characterized by the type of</w:t>
+      </w:r>
+      <w:r>
+        <w:rPr>
+          <w:color w:val="000000" w:themeColor="text1"/>
+        </w:rPr>
+        <w:t xml:space="preserve"> information disclosed within them. More than a century ago, Simmel (1906) argued that what and how much people reveal to one another is calibrated to the closeness of the relationship: acquaintances share outward, impersonal facts, whereas </w:t>
+      </w:r>
+      <w:r>
+        <w:rPr>
+          <w:color w:val="000000" w:themeColor="text1"/>
+        </w:rPr>
+        <w:t>those who are close</w:t>
+      </w:r>
+      <w:r>
+        <w:rPr>
+          <w:color w:val="000000" w:themeColor="text1"/>
+        </w:rPr>
+        <w:t xml:space="preserve"> </w:t>
+      </w:r>
+      <w:r>
+        <w:rPr>
+          <w:color w:val="000000" w:themeColor="text1"/>
+        </w:rPr>
+        <w:t xml:space="preserve">disclose things about one’s inner life, including emotions. </w:t>
+      </w:r>
+      <w:r>
+        <w:rPr>
+          <w:color w:val="000000" w:themeColor="text1"/>
+        </w:rPr>
+        <w:t xml:space="preserve"> Contemporary network research operationalizes a version of this idea through the kinds of ties people report—weak ties are those to whom one turns for useful information, while thick ties are those to whom one discloses sensitive or personal matters (refer to Small, 2017, for a history).</w:t>
       </w:r>
     </w:p>
     <w:p>
       <w:pPr>
         <w:pStyle w:val="BodyText"/>
-        <w:rPr>
-          <w:color w:val="000000" w:themeColor="text1"/>
-        </w:rPr>
-      </w:pPr>
-      <w:r>
-        <w:rPr>
-          <w:color w:val="000000" w:themeColor="text1"/>
-        </w:rPr>
-        <w:t xml:space="preserve">Yet, there have been few empirical studies that test whether people reason that close social relationships include emotional disclosure, nor how early in development this intuition may </w:t>
-      </w:r>
+        <w:ind w:firstLine="720"/>
+      </w:pPr>
       <w:r>
         <w:rPr>
           <w:color w:val="000000" w:themeColor="text1"/>
         </w:rPr>
         <w:lastRenderedPageBreak/>
-        <w:t>arise. In the present studies, we ask, do adults and U.S. American children, ages 6 to 9 years, reason that emotional intimacy is part of close social relationships? We operationalize emotional intimacy as revealing sad emotions, as compared to happy emotions and facts. We reasoned that telling someone else about one’s sadness may make one more vulnerable or may imply an expectation of support (e.g., Simmel, 1906), which people may intuit is more diagnostic of close social relationships than sharing happy emotions or facts, which may be seen as generally prosocial and applicable in many positive social relationships.</w:t>
-      </w:r>
+        <w:t>While the act of disclosing information has long been studied,</w:t>
+      </w:r>
+      <w:r>
+        <w:rPr>
+          <w:color w:val="000000" w:themeColor="text1"/>
+        </w:rPr>
+        <w:t xml:space="preserve"> few empirical studies </w:t>
+      </w:r>
+      <w:r>
+        <w:rPr>
+          <w:color w:val="000000" w:themeColor="text1"/>
+        </w:rPr>
+        <w:t>have asked how</w:t>
+      </w:r>
+      <w:r>
+        <w:rPr>
+          <w:color w:val="000000" w:themeColor="text1"/>
+        </w:rPr>
+        <w:t xml:space="preserve"> people </w:t>
+      </w:r>
+      <w:r>
+        <w:rPr>
+          <w:color w:val="000000" w:themeColor="text1"/>
+        </w:rPr>
+        <w:t>thought intuitively</w:t>
+      </w:r>
+      <w:r>
+        <w:rPr>
+          <w:color w:val="000000" w:themeColor="text1"/>
+        </w:rPr>
+        <w:t xml:space="preserve"> </w:t>
+      </w:r>
+      <w:r>
+        <w:rPr>
+          <w:color w:val="000000" w:themeColor="text1"/>
+        </w:rPr>
+        <w:t xml:space="preserve">about the role of </w:t>
+      </w:r>
+      <w:r>
+        <w:rPr>
+          <w:color w:val="000000" w:themeColor="text1"/>
+        </w:rPr>
+        <w:t>emotional disclosure</w:t>
+      </w:r>
+      <w:r>
+        <w:rPr>
+          <w:color w:val="000000" w:themeColor="text1"/>
+        </w:rPr>
+        <w:t xml:space="preserve"> in close relationships</w:t>
+      </w:r>
+      <w:r>
+        <w:rPr>
+          <w:color w:val="000000" w:themeColor="text1"/>
+        </w:rPr>
+        <w:t>, nor how early in development th</w:t>
+      </w:r>
+      <w:r>
+        <w:rPr>
+          <w:color w:val="000000" w:themeColor="text1"/>
+        </w:rPr>
+        <w:t>ese</w:t>
+      </w:r>
+      <w:r>
+        <w:rPr>
+          <w:color w:val="000000" w:themeColor="text1"/>
+        </w:rPr>
+        <w:t xml:space="preserve"> intuition</w:t>
+      </w:r>
+      <w:r>
+        <w:rPr>
+          <w:color w:val="000000" w:themeColor="text1"/>
+        </w:rPr>
+        <w:t>s</w:t>
+      </w:r>
+      <w:r>
+        <w:rPr>
+          <w:color w:val="000000" w:themeColor="text1"/>
+        </w:rPr>
+        <w:t xml:space="preserve"> may arise. In the present studies, we ask, do adults and U.S. American children, ages 6 to 9 years, reason that emotional intimacy is part of close social relationships? We operationalize emotional intimacy as revealing emotions, as compared to facts. </w:t>
+      </w:r>
+      <w:bookmarkStart w:id="2" w:name="Xe0284bacd398e8b928ef6e052ae639d12ccc34a"/>
+      <w:r>
+        <w:t>We reasoned that disclosing an emotion, whether happy or sad, reveals one’s inner life in a way that sharing a fact about the world does not, and so may be seen as more diagnostic of close relationship</w:t>
+      </w:r>
+      <w:r>
+        <w:t>s</w:t>
+      </w:r>
+      <w:r>
+        <w:t xml:space="preserve"> (Reis &amp; Shaver, 1988; Woo et al., 2024). Sharing happy emotions invites others to take part in one’s good fortune, something people seek from and expect of close partners (</w:t>
+      </w:r>
+      <w:r>
+        <w:t>called “</w:t>
+      </w:r>
+      <w:r>
+        <w:rPr>
+          <w:i/>
+          <w:iCs/>
+        </w:rPr>
+        <w:t xml:space="preserve">capitalization”; </w:t>
+      </w:r>
+      <w:r>
+        <w:t>Gable et al., 2004). Sharing sad emotions may be diagnostic because it makes one vulnerable and may imply an expectation of support (e.g., Simmel, 1906). Facts, by contrast, may be seen as generally prosocial and applicable in many positive social relationships.</w:t>
+      </w:r>
+    </w:p>
+    <w:p>
+      <w:pPr>
+        <w:pStyle w:val="BodyText"/>
+        <w:ind w:firstLine="720"/>
+        <w:rPr>
+          <w:color w:val="000000" w:themeColor="text1"/>
+        </w:rPr>
+      </w:pPr>
     </w:p>
     <w:p>
       <w:pPr>
@@ -305,7 +492,6 @@
           <w:szCs w:val="24"/>
         </w:rPr>
       </w:pPr>
-      <w:bookmarkStart w:id="2" w:name="Xe0284bacd398e8b928ef6e052ae639d12ccc34a"/>
       <w:r>
         <w:rPr>
           <w:rFonts w:ascii="Times New Roman" w:hAnsi="Times New Roman" w:cs="Times New Roman"/>
@@ -326,49 +512,27 @@
         <w:rPr>
           <w:color w:val="000000" w:themeColor="text1"/>
         </w:rPr>
-        <w:t>A growing body of research suggests that children have rich intuitive theories of social relationships (Shutts &amp; Kalish, 2021; Thomsen, 2020) and that many of these intuitions may have their roots in infancy (Thomas, 2024). Children have rich intuitions about friendship for example, they expect friends to play together, to act prosocially toward one another, and to be more similar as opposed to non-friends (refer to Afshordi &amp; Liberman, 2021 for review). However there has been less work investigating how children think about the distinction between intimate and less intimate social partners (e.g., best friends and friends; family versus friends).</w:t>
-      </w:r>
-    </w:p>
-    <w:p>
-      <w:pPr>
-        <w:pStyle w:val="BodyText"/>
-        <w:rPr>
-          <w:color w:val="000000" w:themeColor="text1"/>
-        </w:rPr>
-      </w:pPr>
-      <w:r>
-        <w:rPr>
-          <w:color w:val="000000" w:themeColor="text1"/>
-        </w:rPr>
-        <w:t xml:space="preserve">One study that investigated such a distinction found that while children expect that others will share more resources with friends compared to strangers and family compared to strangers, they do not reliably expect more resource sharing with family compared to friends (Spokes &amp; Spelke, 2016; Thomas et al., 2022), suggesting that they do not connect social closeness with increased prosociality. Children do, however, distinguish between family and friends when predicting who will be physically intimate—for example sharing a single ice cream cone or a single spoon—items that require saliva </w:t>
-      </w:r>
-      <w:proofErr w:type="gramStart"/>
-      <w:r>
-        <w:rPr>
-          <w:color w:val="000000" w:themeColor="text1"/>
-        </w:rPr>
-        <w:t>sharing(</w:t>
-      </w:r>
-      <w:proofErr w:type="gramEnd"/>
-      <w:r>
-        <w:rPr>
-          <w:color w:val="000000" w:themeColor="text1"/>
-        </w:rPr>
-        <w:t xml:space="preserve">Thomas et al., 2022). Thus, children do not think that sharing resources is an indicator of close relationships but do think that physical intimacy is one. How </w:t>
-      </w:r>
-      <w:r>
-        <w:rPr>
-          <w:color w:val="000000" w:themeColor="text1"/>
-        </w:rPr>
-        <w:lastRenderedPageBreak/>
-        <w:t>might children think about emotional intimacy, and in particular disclosure within relationships? Do children distinguish between intimate and non-intimate disclosure in the same way that they distinguish between intimate and non-intimate sharing?</w:t>
+        <w:t xml:space="preserve">A growing body of research suggests that children have rich intuitive theories of social relationships (Shutts &amp; Kalish, 2021; Thomsen, 2020) and that many of these intuitions may have their roots in infancy (Thomas, 2024). Children have rich intuitions about friendship for example, they expect friends to play together, to act prosocially toward one another, and to be more similar as opposed to non-friends (refer to Afshordi &amp; Liberman, 2021 for review). </w:t>
+      </w:r>
+      <w:r>
+        <w:rPr>
+          <w:color w:val="000000" w:themeColor="text1"/>
+        </w:rPr>
+        <w:t>There has also been work investigating how children reason about social closeness</w:t>
+      </w:r>
+      <w:r>
+        <w:rPr>
+          <w:color w:val="000000" w:themeColor="text1"/>
+        </w:rPr>
+        <w:t xml:space="preserve"> (e.g., best friends and friends; family versus friends).</w:t>
       </w:r>
     </w:p>
     <w:p>
       <w:pPr>
         <w:pStyle w:val="Heading2"/>
         <w:rPr>
-          <w:rFonts w:ascii="Times New Roman" w:hAnsi="Times New Roman" w:cs="Times New Roman"/>
+          <w:rFonts w:ascii="Times New Roman" w:eastAsia="Times New Roman" w:hAnsi="Times New Roman" w:cs="Times New Roman"/>
+          <w:b w:val="0"/>
           <w:color w:val="000000" w:themeColor="text1"/>
           <w:szCs w:val="24"/>
         </w:rPr>
@@ -377,127 +541,367 @@
       <w:bookmarkEnd w:id="2"/>
       <w:r>
         <w:rPr>
-          <w:rFonts w:ascii="Times New Roman" w:hAnsi="Times New Roman" w:cs="Times New Roman"/>
-          <w:color w:val="000000" w:themeColor="text1"/>
-          <w:szCs w:val="24"/>
-        </w:rPr>
-        <w:t>Intuitions about Relationships and Information Sharing</w:t>
-      </w:r>
-    </w:p>
-    <w:p>
-      <w:pPr>
-        <w:pStyle w:val="FirstParagraph"/>
-        <w:rPr>
-          <w:color w:val="000000" w:themeColor="text1"/>
-        </w:rPr>
-      </w:pPr>
-      <w:r>
-        <w:rPr>
-          <w:color w:val="000000" w:themeColor="text1"/>
-        </w:rPr>
-        <w:t>Children do have some early developing intuitions about what kind of information is disclosed within relationships. For example, 6-year-old children recognize that information that may make someone look bad (e.g., that someone took something that wasn’t theirs) is more likely to be kept as a secret and think that secret sharing is more likely to occur with friends than strangers (Anagnostaki et al., 2013). Likewise, children also expect that those who disclose secrets are more likely to be friends than non-friends (Liberman et al., 2018).</w:t>
-      </w:r>
-    </w:p>
-    <w:p>
-      <w:pPr>
-        <w:pStyle w:val="BodyText"/>
-        <w:rPr>
-          <w:color w:val="000000" w:themeColor="text1"/>
-        </w:rPr>
-      </w:pPr>
-      <w:r>
-        <w:rPr>
-          <w:color w:val="000000" w:themeColor="text1"/>
-        </w:rPr>
-        <w:t xml:space="preserve">More generally, children seem to believe that people in close friendships will better know one another’s minds: Children as young as 6 years expect that those who display physical intimacy (by touching and dancing), compared to those who display affiliation (by dancing without touching), will better know one another’s mental states, such as preferences, but not perceptually available attributes of the person. They also expect that those who know each other’s emotional states are socially closer (Woo et al., 2024). </w:t>
-      </w:r>
-      <w:r>
-        <w:rPr>
-          <w:color w:val="000000" w:themeColor="text1"/>
-        </w:rPr>
-        <w:t>However,</w:t>
-      </w:r>
-      <w:r>
-        <w:rPr>
-          <w:color w:val="000000" w:themeColor="text1"/>
-        </w:rPr>
-        <w:t xml:space="preserve"> this work does not tell us whether children expect the disclosure of sensitive information, like emotional states, is more likely to occur in close social relationships, or whether they see it as diagnostic of close relationships.</w:t>
-      </w:r>
-    </w:p>
-    <w:p>
-      <w:pPr>
-        <w:pStyle w:val="BodyText"/>
-        <w:rPr>
-          <w:color w:val="000000" w:themeColor="text1"/>
-        </w:rPr>
-      </w:pPr>
-      <w:r>
-        <w:rPr>
-          <w:color w:val="000000" w:themeColor="text1"/>
-        </w:rPr>
-        <w:t xml:space="preserve">Importantly, not all information disclosure should be equally indicative of a close social relationship. Just as disclosing a secret with someone may leave someone vulnerable, an individual’s emotional state, especially when negative, may carry its own risks. For </w:t>
-      </w:r>
-      <w:proofErr w:type="gramStart"/>
-      <w:r>
-        <w:rPr>
-          <w:color w:val="000000" w:themeColor="text1"/>
-        </w:rPr>
-        <w:t>example</w:t>
-      </w:r>
-      <w:proofErr w:type="gramEnd"/>
-      <w:r>
-        <w:rPr>
-          <w:color w:val="000000" w:themeColor="text1"/>
-        </w:rPr>
-        <w:t xml:space="preserve"> it could lead to negative views of the discloser or imply that the listener is expected to help. This vulnerability is plausibly why emotional disclosure is reserved for close relationships where </w:t>
-      </w:r>
-      <w:r>
-        <w:rPr>
-          <w:color w:val="000000" w:themeColor="text1"/>
+          <w:rFonts w:ascii="Times New Roman" w:eastAsia="Times New Roman" w:hAnsi="Times New Roman" w:cs="Times New Roman"/>
+          <w:b w:val="0"/>
+          <w:color w:val="000000" w:themeColor="text1"/>
+          <w:szCs w:val="24"/>
         </w:rPr>
         <w:lastRenderedPageBreak/>
-        <w:t xml:space="preserve">these risks are mitigated. Prior work does suggest people perceive disclosure as potentially costly. In one study, early adolescent girls, aged 10 to 13 years, forfeited money to disclose personal facts to close friends, but gave up more money to disclose relatively superficial information (e.g., liking reality TV) than intimate information (e.g., feeling self-conscious). They also shared intimate information less often (Vijayakumar et al., 2020). The authors interpret this reluctance to share intimate information as adaptive: sharing highly personal information can be inappropriate or disadvantageous in newer or less close relationships even if it is central to very close ones. Consistent with it being central in close social relationships, self-disclosure patterns accounted for 72% of the variance in intimacy ratings among romantic couples (Chelune, 1984), and college students said they disclose personal information when they want to have close or trusting relationships or to increase intimacy (Derlega et al., 2008). While this mapping is not perfect–at least in some contexts, people confide in ‘thin’ ties (Small, </w:t>
-      </w:r>
-      <w:proofErr w:type="gramStart"/>
-      <w:r>
-        <w:rPr>
-          <w:color w:val="000000" w:themeColor="text1"/>
-        </w:rPr>
-        <w:t>2017)--</w:t>
-      </w:r>
-      <w:proofErr w:type="gramEnd"/>
-      <w:r>
-        <w:rPr>
-          <w:color w:val="000000" w:themeColor="text1"/>
-        </w:rPr>
-        <w:t xml:space="preserve"> emotional disclosure is frequently observed in and theorized to create intimate relationships. In the current studies we focus on whether people intuit that sharing negative states is especially indicative of close social relationships, consistent with this literature, and whether children may think about the relationship between social intimacy and emotional disclosure.</w:t>
-      </w:r>
-    </w:p>
-    <w:p>
-      <w:pPr>
-        <w:pStyle w:val="BodyText"/>
-        <w:rPr>
-          <w:color w:val="000000" w:themeColor="text1"/>
-        </w:rPr>
-      </w:pPr>
-      <w:r>
-        <w:rPr>
-          <w:color w:val="000000" w:themeColor="text1"/>
-        </w:rPr>
-        <w:t xml:space="preserve">On the one hand, children may not connect emotional disclosure with intimacy. First, it is unclear how children think about the concept of private emotions, let alone that disclosing these emotions might be part of some but not all social relationships. While previous research suggests children recognize secrets, in one study the secret was not specified, and in another it involved something that a child could get in trouble for. Disclosing emotions makes people vulnerable in a less straightforward way, making it potentially less likely that children would recognize it as a cue for close social relationships. Moreover, in the current studies, we contrast disclosing </w:t>
-      </w:r>
-      <w:r>
-        <w:rPr>
-          <w:color w:val="000000" w:themeColor="text1"/>
-        </w:rPr>
-        <w:lastRenderedPageBreak/>
-        <w:t xml:space="preserve">emotions with disclosing information, which could be seen as potentially prosocial because it provides the other person with potentially useful information. According to some theories of social relationships, relationship strength is based on adopting another person’s utility (Powell, 2022), thus forgoing the disclosure of interesting facts may be seen as antisocial and indicative of </w:t>
-      </w:r>
-      <w:r>
-        <w:rPr>
+        <w:t xml:space="preserve">One study that investigated </w:t>
+      </w:r>
+      <w:r>
+        <w:rPr>
+          <w:rFonts w:ascii="Times New Roman" w:eastAsia="Times New Roman" w:hAnsi="Times New Roman" w:cs="Times New Roman"/>
+          <w:b w:val="0"/>
+          <w:color w:val="000000" w:themeColor="text1"/>
+          <w:szCs w:val="24"/>
+        </w:rPr>
+        <w:t xml:space="preserve">children’s intuitions about social closeness </w:t>
+      </w:r>
+      <w:r>
+        <w:rPr>
+          <w:rFonts w:ascii="Times New Roman" w:eastAsia="Times New Roman" w:hAnsi="Times New Roman" w:cs="Times New Roman"/>
+          <w:b w:val="0"/>
+          <w:color w:val="000000" w:themeColor="text1"/>
+          <w:szCs w:val="24"/>
+        </w:rPr>
+        <w:t xml:space="preserve">found that while children expect that others will share more resources with friends compared to strangers and </w:t>
+      </w:r>
+      <w:r>
+        <w:rPr>
+          <w:rFonts w:ascii="Times New Roman" w:eastAsia="Times New Roman" w:hAnsi="Times New Roman" w:cs="Times New Roman"/>
+          <w:b w:val="0"/>
+          <w:color w:val="000000" w:themeColor="text1"/>
+          <w:szCs w:val="24"/>
+        </w:rPr>
+        <w:t xml:space="preserve">will share more with </w:t>
+      </w:r>
+      <w:r>
+        <w:rPr>
+          <w:rFonts w:ascii="Times New Roman" w:eastAsia="Times New Roman" w:hAnsi="Times New Roman" w:cs="Times New Roman"/>
+          <w:b w:val="0"/>
+          <w:color w:val="000000" w:themeColor="text1"/>
+          <w:szCs w:val="24"/>
+        </w:rPr>
+        <w:t xml:space="preserve">family compared to strangers, they do not reliably expect more resource sharing with family compared to friends (Spokes &amp; </w:t>
+      </w:r>
+      <w:proofErr w:type="spellStart"/>
+      <w:r>
+        <w:rPr>
+          <w:rFonts w:ascii="Times New Roman" w:eastAsia="Times New Roman" w:hAnsi="Times New Roman" w:cs="Times New Roman"/>
+          <w:b w:val="0"/>
+          <w:color w:val="000000" w:themeColor="text1"/>
+          <w:szCs w:val="24"/>
+        </w:rPr>
+        <w:t>Spelke</w:t>
+      </w:r>
+      <w:proofErr w:type="spellEnd"/>
+      <w:r>
+        <w:rPr>
+          <w:rFonts w:ascii="Times New Roman" w:eastAsia="Times New Roman" w:hAnsi="Times New Roman" w:cs="Times New Roman"/>
+          <w:b w:val="0"/>
+          <w:color w:val="000000" w:themeColor="text1"/>
+          <w:szCs w:val="24"/>
+        </w:rPr>
+        <w:t>, 2016; Thomas et al., 2022)</w:t>
+      </w:r>
+      <w:r>
+        <w:rPr>
+          <w:rFonts w:ascii="Times New Roman" w:eastAsia="Times New Roman" w:hAnsi="Times New Roman" w:cs="Times New Roman"/>
+          <w:b w:val="0"/>
+          <w:color w:val="000000" w:themeColor="text1"/>
+          <w:szCs w:val="24"/>
+        </w:rPr>
+        <w:t>. This work suggests \</w:t>
+      </w:r>
+      <w:r>
+        <w:rPr>
+          <w:rFonts w:ascii="Times New Roman" w:eastAsia="Times New Roman" w:hAnsi="Times New Roman" w:cs="Times New Roman"/>
+          <w:b w:val="0"/>
+          <w:color w:val="000000" w:themeColor="text1"/>
+          <w:szCs w:val="24"/>
+        </w:rPr>
+        <w:t xml:space="preserve"> they do </w:t>
+      </w:r>
+      <w:r>
+        <w:rPr>
+          <w:rFonts w:ascii="Times New Roman" w:eastAsia="Times New Roman" w:hAnsi="Times New Roman" w:cs="Times New Roman"/>
+          <w:b w:val="0"/>
           <w:i/>
           <w:iCs/>
           <w:color w:val="000000" w:themeColor="text1"/>
+          <w:szCs w:val="24"/>
+        </w:rPr>
+        <w:t>not</w:t>
+      </w:r>
+      <w:r>
+        <w:rPr>
+          <w:rFonts w:ascii="Times New Roman" w:eastAsia="Times New Roman" w:hAnsi="Times New Roman" w:cs="Times New Roman"/>
+          <w:b w:val="0"/>
+          <w:color w:val="000000" w:themeColor="text1"/>
+          <w:szCs w:val="24"/>
+        </w:rPr>
+        <w:t xml:space="preserve"> connect social closeness with increased </w:t>
+      </w:r>
+      <w:proofErr w:type="spellStart"/>
+      <w:r>
+        <w:rPr>
+          <w:rFonts w:ascii="Times New Roman" w:eastAsia="Times New Roman" w:hAnsi="Times New Roman" w:cs="Times New Roman"/>
+          <w:b w:val="0"/>
+          <w:color w:val="000000" w:themeColor="text1"/>
+          <w:szCs w:val="24"/>
+        </w:rPr>
+        <w:t>prosociality</w:t>
+      </w:r>
+      <w:proofErr w:type="spellEnd"/>
+      <w:r>
+        <w:rPr>
+          <w:rFonts w:ascii="Times New Roman" w:eastAsia="Times New Roman" w:hAnsi="Times New Roman" w:cs="Times New Roman"/>
+          <w:b w:val="0"/>
+          <w:color w:val="000000" w:themeColor="text1"/>
+          <w:szCs w:val="24"/>
+        </w:rPr>
+        <w:t xml:space="preserve">. Children do, however, distinguish between family and friends when predicting who will be </w:t>
+      </w:r>
+      <w:r>
+        <w:rPr>
+          <w:rFonts w:ascii="Times New Roman" w:eastAsia="Times New Roman" w:hAnsi="Times New Roman" w:cs="Times New Roman"/>
+          <w:b w:val="0"/>
+          <w:i/>
+          <w:iCs/>
+          <w:color w:val="000000" w:themeColor="text1"/>
+          <w:szCs w:val="24"/>
+        </w:rPr>
+        <w:t>physically</w:t>
+      </w:r>
+      <w:r>
+        <w:rPr>
+          <w:rFonts w:ascii="Times New Roman" w:eastAsia="Times New Roman" w:hAnsi="Times New Roman" w:cs="Times New Roman"/>
+          <w:b w:val="0"/>
+          <w:color w:val="000000" w:themeColor="text1"/>
+          <w:szCs w:val="24"/>
+        </w:rPr>
+        <w:t xml:space="preserve"> intimate—for example sharing a single ice cream cone or a single spoon—items that require saliva sharing (Thomas et al., 2022). </w:t>
+      </w:r>
+      <w:r>
+        <w:rPr>
+          <w:rFonts w:ascii="Times New Roman" w:eastAsia="Times New Roman" w:hAnsi="Times New Roman" w:cs="Times New Roman"/>
+          <w:b w:val="0"/>
+          <w:color w:val="000000" w:themeColor="text1"/>
+          <w:szCs w:val="24"/>
+        </w:rPr>
+        <w:t>These findings informed our study in two ways.</w:t>
+      </w:r>
+      <w:r>
+        <w:rPr>
+          <w:rFonts w:ascii="Times New Roman" w:eastAsia="Times New Roman" w:hAnsi="Times New Roman" w:cs="Times New Roman"/>
+          <w:b w:val="0"/>
+          <w:color w:val="000000" w:themeColor="text1"/>
+          <w:szCs w:val="24"/>
+        </w:rPr>
+        <w:t xml:space="preserve"> First, it suggests that children’s concept of closeness is organized around intimacy rather than </w:t>
+      </w:r>
+      <w:proofErr w:type="spellStart"/>
+      <w:r>
+        <w:rPr>
+          <w:rFonts w:ascii="Times New Roman" w:eastAsia="Times New Roman" w:hAnsi="Times New Roman" w:cs="Times New Roman"/>
+          <w:b w:val="0"/>
+          <w:color w:val="000000" w:themeColor="text1"/>
+          <w:szCs w:val="24"/>
+        </w:rPr>
+        <w:t>prosociality</w:t>
+      </w:r>
+      <w:proofErr w:type="spellEnd"/>
+      <w:r>
+        <w:rPr>
+          <w:rFonts w:ascii="Times New Roman" w:eastAsia="Times New Roman" w:hAnsi="Times New Roman" w:cs="Times New Roman"/>
+          <w:b w:val="0"/>
+          <w:color w:val="000000" w:themeColor="text1"/>
+          <w:szCs w:val="24"/>
+        </w:rPr>
+        <w:t xml:space="preserve">: close partners are not simply people who are kinder to one another, but people who do things together that are reserved for close relationships. Emotional disclosure is a candidate for such a cue. Second, it </w:t>
+      </w:r>
+      <w:r>
+        <w:rPr>
+          <w:rFonts w:ascii="Times New Roman" w:eastAsia="Times New Roman" w:hAnsi="Times New Roman" w:cs="Times New Roman"/>
+          <w:b w:val="0"/>
+          <w:color w:val="000000" w:themeColor="text1"/>
+          <w:szCs w:val="24"/>
+        </w:rPr>
+        <w:t>informed our comparison</w:t>
+      </w:r>
+      <w:r>
+        <w:rPr>
+          <w:rFonts w:ascii="Times New Roman" w:eastAsia="Times New Roman" w:hAnsi="Times New Roman" w:cs="Times New Roman"/>
+          <w:b w:val="0"/>
+          <w:color w:val="000000" w:themeColor="text1"/>
+          <w:szCs w:val="24"/>
+        </w:rPr>
+        <w:t xml:space="preserve">. Sharing a fact one has learned </w:t>
+      </w:r>
+      <w:r>
+        <w:rPr>
+          <w:rFonts w:ascii="Times New Roman" w:eastAsia="Times New Roman" w:hAnsi="Times New Roman" w:cs="Times New Roman"/>
+          <w:b w:val="0"/>
+          <w:color w:val="000000" w:themeColor="text1"/>
+          <w:szCs w:val="24"/>
+        </w:rPr>
+        <w:t>could be seen as a</w:t>
+      </w:r>
+      <w:r>
+        <w:rPr>
+          <w:rFonts w:ascii="Times New Roman" w:eastAsia="Times New Roman" w:hAnsi="Times New Roman" w:cs="Times New Roman"/>
+          <w:b w:val="0"/>
+          <w:color w:val="000000" w:themeColor="text1"/>
+          <w:szCs w:val="24"/>
+        </w:rPr>
+        <w:t xml:space="preserve"> prosocial act that benefits the recipient. If children nonetheless use the disclosure of an emotion, but not a fact, to infer who is close, that </w:t>
+      </w:r>
+      <w:r>
+        <w:rPr>
+          <w:rFonts w:ascii="Times New Roman" w:eastAsia="Times New Roman" w:hAnsi="Times New Roman" w:cs="Times New Roman"/>
+          <w:b w:val="0"/>
+          <w:color w:val="000000" w:themeColor="text1"/>
+          <w:szCs w:val="24"/>
+        </w:rPr>
+        <w:t>would</w:t>
+      </w:r>
+      <w:r>
+        <w:rPr>
+          <w:rFonts w:ascii="Times New Roman" w:eastAsia="Times New Roman" w:hAnsi="Times New Roman" w:cs="Times New Roman"/>
+          <w:b w:val="0"/>
+          <w:color w:val="000000" w:themeColor="text1"/>
+          <w:szCs w:val="24"/>
+        </w:rPr>
+        <w:t xml:space="preserve"> indicate that they treat emotional disclosure as a form of intimacy rather than as generosity with information.</w:t>
+      </w:r>
+    </w:p>
+    <w:p>
+      <w:pPr>
+        <w:pStyle w:val="Heading2"/>
+        <w:rPr>
+          <w:rFonts w:ascii="Times New Roman" w:hAnsi="Times New Roman" w:cs="Times New Roman"/>
+          <w:color w:val="000000" w:themeColor="text1"/>
+          <w:szCs w:val="24"/>
+        </w:rPr>
+      </w:pPr>
+      <w:r>
+        <w:rPr>
+          <w:rFonts w:ascii="Times New Roman" w:hAnsi="Times New Roman" w:cs="Times New Roman"/>
+          <w:color w:val="000000" w:themeColor="text1"/>
+          <w:szCs w:val="24"/>
+        </w:rPr>
+        <w:t>Intuitions about Relationships and Information Sharing</w:t>
+      </w:r>
+    </w:p>
+    <w:p>
+      <w:pPr>
+        <w:pStyle w:val="FirstParagraph"/>
+        <w:rPr>
+          <w:color w:val="000000" w:themeColor="text1"/>
+        </w:rPr>
+      </w:pPr>
+      <w:r>
+        <w:rPr>
+          <w:color w:val="000000" w:themeColor="text1"/>
+        </w:rPr>
+        <w:t>Children do have some early developing intuitions about what kind of information is disclosed within relationships. For example, 6-year-old children recognize that information that may make someone look bad (e.g., that someone took something that wasn’t theirs) is more likely to be kept as a secret and think that secret sharing is more likely to occur with friends than strangers (Anagnostaki et al., 2013). Likewise, children also expect that those who disclose secrets are more likely to be friends than non-friends (Liberman et al., 2018).</w:t>
+      </w:r>
+    </w:p>
+    <w:p>
+      <w:pPr>
+        <w:pStyle w:val="BodyText"/>
+        <w:rPr>
+          <w:color w:val="000000" w:themeColor="text1"/>
+        </w:rPr>
+      </w:pPr>
+      <w:r>
+        <w:rPr>
+          <w:color w:val="000000" w:themeColor="text1"/>
+        </w:rPr>
+        <w:lastRenderedPageBreak/>
+        <w:t xml:space="preserve">More generally, children seem to believe that people in close friendships will better know one another’s minds: Children as young as 6 years expect that those who display physical intimacy (by touching and dancing), compared to those who display affiliation (by dancing without touching), will better know one another’s mental states, such as preferences, but not perceptually available attributes of the person. They also expect that those who know each other’s emotional states are socially closer (Woo et al., 2024). </w:t>
+      </w:r>
+      <w:r>
+        <w:rPr>
+          <w:color w:val="000000" w:themeColor="text1"/>
+        </w:rPr>
+        <w:t>However,</w:t>
+      </w:r>
+      <w:r>
+        <w:rPr>
+          <w:color w:val="000000" w:themeColor="text1"/>
+        </w:rPr>
+        <w:t xml:space="preserve"> this work does not tell us whether children expect the disclosure of sensitive information, like emotional states, is more likely to occur in close social relationships, or whether they see it as diagnostic of close relationships.</w:t>
+      </w:r>
+    </w:p>
+    <w:p>
+      <w:pPr>
+        <w:pStyle w:val="BodyText"/>
+        <w:rPr>
+          <w:color w:val="000000" w:themeColor="text1"/>
+        </w:rPr>
+      </w:pPr>
+      <w:r>
+        <w:rPr>
+          <w:color w:val="000000" w:themeColor="text1"/>
+        </w:rPr>
+        <w:t xml:space="preserve">Importantly, not all information disclosure should be equally indicative of a close social relationship. Just as disclosing a secret with someone may leave someone vulnerable, an individual’s emotional state, especially when negative, may carry its own risks. For </w:t>
+      </w:r>
+      <w:proofErr w:type="gramStart"/>
+      <w:r>
+        <w:rPr>
+          <w:color w:val="000000" w:themeColor="text1"/>
+        </w:rPr>
+        <w:t>example</w:t>
+      </w:r>
+      <w:proofErr w:type="gramEnd"/>
+      <w:r>
+        <w:rPr>
+          <w:color w:val="000000" w:themeColor="text1"/>
+        </w:rPr>
+        <w:t xml:space="preserve"> it could lead to negative views of the discloser or imply that the listener is expected to help. This vulnerability is plausibly why emotional disclosure is reserved for close relationships where these risks are mitigated. Prior work does suggest people perceive disclosure as potentially costly. In one study, early adolescent girls, aged 10 to 13 years, forfeited money to disclose personal facts to close friends, but gave up more money to disclose relatively superficial information (e.g., liking reality TV) than intimate information (e.g., feeling self-conscious). They also shared intimate information less often (Vijayakumar et al., 2020). The authors interpret this reluctance to share intimate information as adaptive: sharing highly personal information can be inappropriate or disadvantageous in newer or less close relationships even if it is central to very close ones. Consistent with it being central in close social relationships, self-disclosure patterns accounted for 72% of the variance in intimacy ratings among romantic couples (Chelune, 1984), and college students said they disclose personal information when they want to have close or </w:t>
+      </w:r>
+      <w:r>
+        <w:rPr>
+          <w:color w:val="000000" w:themeColor="text1"/>
+        </w:rPr>
+        <w:lastRenderedPageBreak/>
+        <w:t xml:space="preserve">trusting relationships or to increase intimacy (Derlega et al., 2008). While this mapping is not perfect–at least in some contexts, people confide in ‘thin’ ties (Small, </w:t>
+      </w:r>
+      <w:proofErr w:type="gramStart"/>
+      <w:r>
+        <w:rPr>
+          <w:color w:val="000000" w:themeColor="text1"/>
+        </w:rPr>
+        <w:t>2017)--</w:t>
+      </w:r>
+      <w:proofErr w:type="gramEnd"/>
+      <w:r>
+        <w:rPr>
+          <w:color w:val="000000" w:themeColor="text1"/>
+        </w:rPr>
+        <w:t xml:space="preserve"> emotional disclosure is frequently observed in and theorized to create intimate relationships. In the current studies we focus on whether people intuit that sharing negative states is especially indicative of close social relationships, consistent with this literature, and whether children may think about the relationship between social intimacy and emotional disclosure.</w:t>
+      </w:r>
+    </w:p>
+    <w:p>
+      <w:pPr>
+        <w:pStyle w:val="BodyText"/>
+        <w:rPr>
+          <w:color w:val="000000" w:themeColor="text1"/>
+        </w:rPr>
+      </w:pPr>
+      <w:r>
+        <w:rPr>
+          <w:color w:val="000000" w:themeColor="text1"/>
+        </w:rPr>
+        <w:t xml:space="preserve">On the one hand, children may not connect emotional disclosure with intimacy. First, it is unclear how children think about the concept of private emotions, let alone that disclosing these emotions might be part of some but not all social relationships. While previous research suggests children recognize secrets, in one study the secret was not specified, and in another it involved something that a child could get in trouble for. Disclosing emotions makes people vulnerable in a less straightforward way, making it potentially less likely that children would recognize it as a cue for close social relationships. Moreover, in the current studies, we contrast disclosing emotions with disclosing information, which could be seen as potentially prosocial because it provides the other person with potentially useful information. According to some theories of social relationships, relationship strength is based on adopting another person’s utility (Powell, 2022), thus forgoing the disclosure of interesting facts may be seen as antisocial and indicative of </w:t>
+      </w:r>
+      <w:r>
+        <w:rPr>
+          <w:i/>
+          <w:iCs/>
+          <w:color w:val="000000" w:themeColor="text1"/>
         </w:rPr>
         <w:t>non close</w:t>
       </w:r>
@@ -519,6 +923,7 @@
         <w:rPr>
           <w:color w:val="000000" w:themeColor="text1"/>
         </w:rPr>
+        <w:lastRenderedPageBreak/>
         <w:t>Importantly, this age range also reflects a transitional phase in children’s social lives. As they move through elementary school, children broaden their social worlds, from primarily family-based interactions to peer relationships formed in classrooms, extracurriculars, and other group settings (Burke et al., 2022). This expansion provides opportunities for children to have a broader array of relationships that vary in levels of intimacy and trust. Thus, children in this age group may be especially attuned to the significance of disclosing information.</w:t>
       </w:r>
     </w:p>
@@ -533,14 +938,7 @@
         <w:rPr>
           <w:color w:val="000000" w:themeColor="text1"/>
         </w:rPr>
-        <w:t xml:space="preserve">In the current studies, our goal was to understand whether children connect social closeness with disclosing information and whether their intuitions were different from or the same as adults. We investigated this kind of reasoning in four studies. In Study 1, we asked, do children and adults infer social closeness based on the type of information that someone discloses (emotions vs. facts and happy vs. sad emotions)? In Study 2, we asked, do children expect people in a close relationship (a best friend vs. a friend) to disclose sad emotions more than facts? In Study 3, we asked, given the desire to create or deepen a relationship, which type of information do children think will be disclosed? In Study 4, we asked how children reason about emotional disclosure in </w:t>
-      </w:r>
-      <w:r>
-        <w:rPr>
-          <w:color w:val="000000" w:themeColor="text1"/>
-        </w:rPr>
-        <w:lastRenderedPageBreak/>
-        <w:t xml:space="preserve">asymmetric (mother–child) relationships. </w:t>
+        <w:t xml:space="preserve">In the current studies, our goal was to understand whether children connect social closeness with disclosing information and whether their intuitions were different from or the same as adults. We investigated this kind of reasoning in four studies. In Study 1, we asked, do children and adults infer social closeness based on the type of information that someone discloses (emotions vs. facts and happy vs. sad emotions)? In Study 2, we asked, do children expect people in a close relationship (a best friend vs. a friend) to disclose sad emotions more than facts? In Study 3, we asked, given the desire to create or deepen a relationship, which type of information do children think will be disclosed? In Study 4, we asked how children reason about emotional disclosure in asymmetric (mother–child) relationships. </w:t>
       </w:r>
       <w:hyperlink w:anchor="fig-overview">
         <w:r>
@@ -588,6 +986,7 @@
                 <w:noProof/>
                 <w:color w:val="000000" w:themeColor="text1"/>
               </w:rPr>
+              <w:lastRenderedPageBreak/>
               <w:drawing>
                 <wp:inline distT="0" distB="0" distL="0" distR="0" wp14:anchorId="1AEADFA9" wp14:editId="3F9305C0">
                   <wp:extent cx="5334000" cy="3003378"/>
@@ -733,8 +1132,14 @@
         <w:rPr>
           <w:color w:val="000000" w:themeColor="text1"/>
         </w:rPr>
+        <w:t xml:space="preserve">For studies 1, 3.A, and 4.A, 57 U.S. American children aged 6 to 9 years old (mean = 7.81 years, range = 6.04 to 9.88 years, S.D. = 1.05), were tested via online video call. All participants </w:t>
+      </w:r>
+      <w:r>
+        <w:rPr>
+          <w:color w:val="000000" w:themeColor="text1"/>
+        </w:rPr>
         <w:lastRenderedPageBreak/>
-        <w:t xml:space="preserve">For studies 1, 3.A, and 4.A, 57 U.S. American children aged 6 to 9 years old (mean = 7.81 years, range = 6.04 to 9.88 years, S.D. = 1.05), were tested via online video call. All participants participated in all three studies during the same session. 36 parents reported their child was a boy, and 21 parents reported their child was a girl. Participants were recruited using a lab database, advertisements on social media, and Children Helping Science (lookit.mit.edu; Scott &amp; Schulz (2017)). 45% of parents said their children were White or Caucasian, 26% reported Asian, 3% reported Black or African American, 17% reported multiracial, 1% reported Middle Eastern, 1% reported South American, and 3% did not report a race for their child. 28% of caregivers reported having a </w:t>
+        <w:t xml:space="preserve">participated in all three studies during the same session. 36 parents reported their child was a boy, and 21 parents reported their child was a girl. Participants were recruited using a lab database, advertisements on social media, and Children Helping Science (lookit.mit.edu; Scott &amp; Schulz (2017)). 45% of parents said their children were White or Caucasian, 26% reported Asian, 3% reported Black or African American, 17% reported multiracial, 1% reported Middle Eastern, 1% reported South American, and 3% did not report a race for their child. 28% of caregivers reported having a </w:t>
       </w:r>
       <w:proofErr w:type="gramStart"/>
       <w:r>
@@ -832,14 +1237,14 @@
         <w:rPr>
           <w:color w:val="000000" w:themeColor="text1"/>
         </w:rPr>
-        <w:t xml:space="preserve"> degree for </w:t>
+        <w:t xml:space="preserve"> degree for 5%, some college for 2%, high school for 1%, and elementary for 1%; 7% did not report an education level. We also collected a sample of 49 adults (mean age = 23.5 years old, 21 women, </w:t>
       </w:r>
       <w:r>
         <w:rPr>
           <w:color w:val="000000" w:themeColor="text1"/>
         </w:rPr>
         <w:lastRenderedPageBreak/>
-        <w:t>5%, some college for 2%, high school for 1%, and elementary for 1%; 7% did not report an education level. We also collected a sample of 49 adults (mean age = 23.5 years old, 21 women, 28 men) via an online survey platform. The adults saw all the vignettes and questions as the children.</w:t>
+        <w:t>28 men) via an online survey platform. The adults saw all the vignettes and questions as the children.</w:t>
       </w:r>
     </w:p>
     <w:p>
@@ -927,14 +1332,7 @@
         <w:rPr>
           <w:color w:val="000000" w:themeColor="text1"/>
         </w:rPr>
-        <w:t xml:space="preserve"> We report how we determined our sample sizes, all data exclusions, all manipulations, and all measures in the studies, and we follow the Journal Article Reporting Standards [JARS; Appelbaum et al. (2018)]. Sample sizes were determined in advance: we pre-registered a target of 56 children per wave, based on prior work that detected comparable effects (Woo et al., 2024); recruitment for the second wave exceeded this target (see </w:t>
-      </w:r>
-      <w:r>
-        <w:rPr>
-          <w:color w:val="000000" w:themeColor="text1"/>
-        </w:rPr>
-        <w:lastRenderedPageBreak/>
-        <w:t xml:space="preserve">Supplement). Analyses were conducted in R (R Core Team, 2025) using the brms package (Bürkner, 2018). All data, analysis code, and study materials are available at </w:t>
+        <w:t xml:space="preserve"> We report how we determined our sample sizes, all data exclusions, all manipulations, and all measures in the studies, and we follow the Journal Article Reporting Standards [JARS; Appelbaum et al. (2018)]. Sample sizes were determined in advance: we pre-registered a target of 56 children per wave, based on prior work that detected comparable effects (Woo et al., 2024); recruitment for the second wave exceeded this target (see Supplement). Analyses were conducted in R (R Core Team, 2025) using the brms package (Bürkner, 2018). All data, analysis code, and study materials are available at </w:t>
       </w:r>
       <w:hyperlink r:id="rId6">
         <w:r>
@@ -1024,28 +1422,28 @@
         <w:rPr>
           <w:color w:val="000000" w:themeColor="text1"/>
         </w:rPr>
-        <w:t xml:space="preserve">After the stories, as an attention check, children and adults were asked to recall which character was told the fact and which character was told the emotion. We then measured intuitions about social closeness across two measures. Children and adults were asked which classmate they thought was best friends with the protagonist. Finally, we had two food-sharing items, one that required physical intimacy and one that did not: children and adults were asked to guess who the protagonist would want to share a single ice cream cone with, and who the protagonist would share partitionable candy with. Based on prior work in which children do not expect preferential </w:t>
+        <w:t xml:space="preserve">After the stories, as an attention check, children and adults were asked to recall which character was told the fact and which character was told the emotion. We then measured intuitions about social closeness across two measures. Children and adults were asked which classmate they thought was best friends with the protagonist. Finally, we had two food-sharing items, one that required physical intimacy and one that did not: children and adults were asked to guess who the protagonist would want to share a single ice cream cone with, and who the protagonist would share partitionable candy with. Based on prior work in which children do not expect preferential sharing with family over </w:t>
+      </w:r>
+      <w:proofErr w:type="gramStart"/>
+      <w:r>
+        <w:rPr>
+          <w:color w:val="000000" w:themeColor="text1"/>
+        </w:rPr>
+        <w:t>friends, but</w:t>
+      </w:r>
+      <w:proofErr w:type="gramEnd"/>
+      <w:r>
+        <w:rPr>
+          <w:color w:val="000000" w:themeColor="text1"/>
+        </w:rPr>
+        <w:t xml:space="preserve"> do expect physical intimacy with family compared to friends. We reasoned that if children associate disclosing sad emotions with social closeness, </w:t>
       </w:r>
       <w:r>
         <w:rPr>
           <w:color w:val="000000" w:themeColor="text1"/>
         </w:rPr>
         <w:lastRenderedPageBreak/>
-        <w:t xml:space="preserve">sharing with family over </w:t>
-      </w:r>
-      <w:proofErr w:type="gramStart"/>
-      <w:r>
-        <w:rPr>
-          <w:color w:val="000000" w:themeColor="text1"/>
-        </w:rPr>
-        <w:t>friends, but</w:t>
-      </w:r>
-      <w:proofErr w:type="gramEnd"/>
-      <w:r>
-        <w:rPr>
-          <w:color w:val="000000" w:themeColor="text1"/>
-        </w:rPr>
-        <w:t xml:space="preserve"> do expect physical intimacy with family compared to friends. We reasoned that if children associate disclosing sad emotions with social closeness, they should expect the protagonist to share the single ice cream cone more often with the person they disclosed a sad emotion with, which requires physical intimacy. On the other hand, if children think that close social relationships are primarily about being more prosocial, they should expect more sharing of the partitionable candy with the person they inferred as closer. We also included a graded measure of social closeness, in which children chose from a series of circles that varied in how much they overlapped. Because its warm-up trials involved only grossly different relationships (a parent and child, friends, and strangers) rather than a finer, same-tier contrast (such as a friend vs. a best friend), this measure may not have been sensitive enough to detect the more subtle difference between the two classmates; the full analyses and discussion are in the supplementary materials. The design of Study 1, alongside the other three studies, is summarized in </w:t>
+        <w:t xml:space="preserve">they should expect the protagonist to share the single ice cream cone more often with the person they disclosed a sad emotion with, which requires physical intimacy. On the other hand, if children think that close social relationships are primarily about being more prosocial, they should expect more sharing of the partitionable candy with the person they inferred as closer. We also included a graded measure of social closeness, in which children chose from a series of circles that varied in how much they overlapped. Because its warm-up trials involved only grossly different relationships (a parent and child, friends, and strangers) rather than a finer, same-tier contrast (such as a friend vs. a best friend), this measure may not have been sensitive enough to detect the more subtle difference between the two classmates; the full analyses and discussion are in the supplementary materials. The design of Study 1, alongside the other three studies, is summarized in </w:t>
       </w:r>
       <w:hyperlink w:anchor="fig-overview">
         <w:r>
@@ -1303,14 +1701,20 @@
           <w:bCs/>
           <w:color w:val="000000" w:themeColor="text1"/>
         </w:rPr>
+        <w:t>Food sharing.</w:t>
+      </w:r>
+      <w:r>
+        <w:rPr>
+          <w:color w:val="000000" w:themeColor="text1"/>
+        </w:rPr>
+        <w:t xml:space="preserve"> Next, we asked if children and adults used disclosing emotions to predict food-sharing behavior. For the ice cream trial, in the sad condition, children selected the character who </w:t>
+      </w:r>
+      <w:r>
+        <w:rPr>
+          <w:color w:val="000000" w:themeColor="text1"/>
+        </w:rPr>
         <w:lastRenderedPageBreak/>
-        <w:t>Food sharing.</w:t>
-      </w:r>
-      <w:r>
-        <w:rPr>
-          <w:color w:val="000000" w:themeColor="text1"/>
-        </w:rPr>
-        <w:t xml:space="preserve"> Next, we asked if children and adults used disclosing emotions to predict food-sharing behavior. For the ice cream trial, in the sad condition, children selected the character who was told the emotion more often than the character who was told a fact (70%, </w:t>
+        <w:t xml:space="preserve">was told the emotion more often than the character who was told a fact (70%, </w:t>
       </w:r>
       <m:oMath>
         <m:r>
@@ -1682,14 +2086,7 @@
         <w:rPr>
           <w:color w:val="000000" w:themeColor="text1"/>
         </w:rPr>
-        <w:t xml:space="preserve">In an exploratory analysis, because we were underpowered to find an interaction, we fit a cell-means model treating each of the four food-sharing conditions separately, with the happy/candy condition as the reference. For children, the clearest departure from happy/candy was the sad/ice cream condition (median = 0.50, 95% CI [0.02, 1.00]), whereas sad/candy (median = 0.19, 95% CI [-0.27, 0.67]) and happy/ice cream (median = -0.09, 95% CI [-0.57, 0.38]) were closer to the reference. For adults, both sad/ice cream (median = 1.36, 95% CI [0.79, 1.98]) and happy/ice </w:t>
-      </w:r>
-      <w:r>
-        <w:rPr>
-          <w:color w:val="000000" w:themeColor="text1"/>
-        </w:rPr>
-        <w:lastRenderedPageBreak/>
-        <w:t xml:space="preserve">cream (median = 1.01, 95% CI [0.46, 1.55]) departed from happy/candy, but sad/candy did not (median = 0.33, 95% CI [-0.18, 0.83]). Refer to </w:t>
+        <w:t xml:space="preserve">In an exploratory analysis, because we were underpowered to find an interaction, we fit a cell-means model treating each of the four food-sharing conditions separately, with the happy/candy condition as the reference. For children, the clearest departure from happy/candy was the sad/ice cream condition (median = 0.50, 95% CI [0.02, 1.00]), whereas sad/candy (median = 0.19, 95% CI [-0.27, 0.67]) and happy/ice cream (median = -0.09, 95% CI [-0.57, 0.38]) were closer to the reference. For adults, both sad/ice cream (median = 1.36, 95% CI [0.79, 1.98]) and happy/ice cream (median = 1.01, 95% CI [0.46, 1.55]) departed from happy/candy, but sad/candy did not (median = 0.33, 95% CI [-0.18, 0.83]). Refer to </w:t>
       </w:r>
       <w:hyperlink w:anchor="fig-study1">
         <w:r>
@@ -1737,6 +2134,7 @@
                 <w:noProof/>
                 <w:color w:val="000000" w:themeColor="text1"/>
               </w:rPr>
+              <w:lastRenderedPageBreak/>
               <w:drawing>
                 <wp:inline distT="0" distB="0" distL="0" distR="0" wp14:anchorId="065068CD" wp14:editId="55D12FFA">
                   <wp:extent cx="5334000" cy="3394363"/>
@@ -1835,14 +2233,7 @@
         <w:rPr>
           <w:color w:val="000000" w:themeColor="text1"/>
         </w:rPr>
-        <w:t xml:space="preserve"> (panels B and C). Descriptively, for the single ice cream cone children chose the classmate told the sad emotion at consistently high rates across ages (about 70% from age 6 onward), whereas in the happy condition this preference was near chance among the youngest children and rose with age, approaching the sad pattern by </w:t>
-      </w:r>
-      <w:r>
-        <w:rPr>
-          <w:color w:val="000000" w:themeColor="text1"/>
-        </w:rPr>
-        <w:lastRenderedPageBreak/>
-        <w:t>age 9. This corresponds to a three-way emotion × item × age interaction that was not credible (median = -0.40, 95% CI [-1.08, 0.26]), so we interpret the difference cautiously.</w:t>
+        <w:t xml:space="preserve"> (panels B and C). Descriptively, for the single ice cream cone children chose the classmate told the sad emotion at consistently high rates across ages (about 70% from age 6 onward), whereas in the happy condition this preference was near chance among the youngest children and rose with age, approaching the sad pattern by age 9. This corresponds to a three-way emotion × item × age interaction that was not credible (median = -0.40, 95% CI [-1.08, 0.26]), so we interpret the difference cautiously.</w:t>
       </w:r>
     </w:p>
     <w:p>
@@ -1862,6 +2253,7 @@
           <w:color w:val="000000" w:themeColor="text1"/>
           <w:szCs w:val="24"/>
         </w:rPr>
+        <w:lastRenderedPageBreak/>
         <w:t>Discussion</w:t>
       </w:r>
     </w:p>
@@ -1939,32 +2331,26 @@
         <w:rPr>
           <w:color w:val="000000" w:themeColor="text1"/>
         </w:rPr>
-        <w:t xml:space="preserve">In Study 2, children and adults learned about a protagonist who was feeling sad or happy and encountered their friend and their best friend separately. Participants were asked to choose if </w:t>
-      </w:r>
-      <w:r>
-        <w:rPr>
-          <w:color w:val="000000" w:themeColor="text1"/>
+        <w:t>In Study 2, children and adults learned about a protagonist who was feeling sad or happy and encountered their friend and their best friend separately. Participants were asked to choose if they thought the protagonist would share the fact or their emotion with them. This explores a type of close relationship that does not include family ties.</w:t>
+      </w:r>
+    </w:p>
+    <w:p>
+      <w:pPr>
+        <w:pStyle w:val="Heading2"/>
+        <w:rPr>
+          <w:rFonts w:ascii="Times New Roman" w:hAnsi="Times New Roman" w:cs="Times New Roman"/>
+          <w:color w:val="000000" w:themeColor="text1"/>
+          <w:szCs w:val="24"/>
+        </w:rPr>
+      </w:pPr>
+      <w:bookmarkStart w:id="12" w:name="results-1"/>
+      <w:r>
+        <w:rPr>
+          <w:rFonts w:ascii="Times New Roman" w:hAnsi="Times New Roman" w:cs="Times New Roman"/>
+          <w:color w:val="000000" w:themeColor="text1"/>
+          <w:szCs w:val="24"/>
         </w:rPr>
         <w:lastRenderedPageBreak/>
-        <w:t>they thought the protagonist would share the fact or their emotion with them. This explores a type of close relationship that does not include family ties.</w:t>
-      </w:r>
-    </w:p>
-    <w:p>
-      <w:pPr>
-        <w:pStyle w:val="Heading2"/>
-        <w:rPr>
-          <w:rFonts w:ascii="Times New Roman" w:hAnsi="Times New Roman" w:cs="Times New Roman"/>
-          <w:color w:val="000000" w:themeColor="text1"/>
-          <w:szCs w:val="24"/>
-        </w:rPr>
-      </w:pPr>
-      <w:bookmarkStart w:id="12" w:name="results-1"/>
-      <w:r>
-        <w:rPr>
-          <w:rFonts w:ascii="Times New Roman" w:hAnsi="Times New Roman" w:cs="Times New Roman"/>
-          <w:color w:val="000000" w:themeColor="text1"/>
-          <w:szCs w:val="24"/>
-        </w:rPr>
         <w:t>Results</w:t>
       </w:r>
     </w:p>
@@ -7189,7 +7575,6 @@
   <w:style w:type="character" w:default="1" w:styleId="DefaultParagraphFont">
     <w:name w:val="Default Paragraph Font"/>
     <w:uiPriority w:val="1"/>
-    <w:semiHidden/>
     <w:unhideWhenUsed/>
   </w:style>
   <w:style w:type="table" w:default="1" w:styleId="TableNormal">
@@ -7974,6 +8359,65 @@
     <w:name w:val="line number"/>
     <w:basedOn w:val="DefaultParagraphFont"/>
     <w:rsid w:val="00794EC7"/>
+  </w:style>
+  <w:style w:type="character" w:styleId="CommentReference">
+    <w:name w:val="annotation reference"/>
+    <w:basedOn w:val="DefaultParagraphFont"/>
+    <w:rsid w:val="0005248D"/>
+    <w:rPr>
+      <w:sz w:val="16"/>
+      <w:szCs w:val="16"/>
+    </w:rPr>
+  </w:style>
+  <w:style w:type="paragraph" w:styleId="CommentText">
+    <w:name w:val="annotation text"/>
+    <w:basedOn w:val="Normal"/>
+    <w:link w:val="CommentTextChar"/>
+    <w:rsid w:val="0005248D"/>
+    <w:pPr>
+      <w:spacing w:line="240" w:lineRule="auto"/>
+    </w:pPr>
+    <w:rPr>
+      <w:sz w:val="20"/>
+      <w:szCs w:val="20"/>
+    </w:rPr>
+  </w:style>
+  <w:style w:type="character" w:customStyle="1" w:styleId="CommentTextChar">
+    <w:name w:val="Comment Text Char"/>
+    <w:basedOn w:val="DefaultParagraphFont"/>
+    <w:link w:val="CommentText"/>
+    <w:rsid w:val="0005248D"/>
+    <w:rPr>
+      <w:rFonts w:ascii="Times New Roman" w:eastAsia="Times New Roman" w:hAnsi="Times New Roman" w:cs="Times New Roman"/>
+      <w:color w:val="000000"/>
+      <w:sz w:val="20"/>
+      <w:szCs w:val="20"/>
+    </w:rPr>
+  </w:style>
+  <w:style w:type="paragraph" w:styleId="CommentSubject">
+    <w:name w:val="annotation subject"/>
+    <w:basedOn w:val="CommentText"/>
+    <w:next w:val="CommentText"/>
+    <w:link w:val="CommentSubjectChar"/>
+    <w:rsid w:val="0005248D"/>
+    <w:rPr>
+      <w:b/>
+      <w:bCs/>
+    </w:rPr>
+  </w:style>
+  <w:style w:type="character" w:customStyle="1" w:styleId="CommentSubjectChar">
+    <w:name w:val="Comment Subject Char"/>
+    <w:basedOn w:val="CommentTextChar"/>
+    <w:link w:val="CommentSubject"/>
+    <w:rsid w:val="0005248D"/>
+    <w:rPr>
+      <w:rFonts w:ascii="Times New Roman" w:eastAsia="Times New Roman" w:hAnsi="Times New Roman" w:cs="Times New Roman"/>
+      <w:b/>
+      <w:bCs/>
+      <w:color w:val="000000"/>
+      <w:sz w:val="20"/>
+      <w:szCs w:val="20"/>
+    </w:rPr>
   </w:style>
 </w:styles>
 </file>
